--- a/data/cvs/cv_001_elif_yilmaz.docx
+++ b/data/cvs/cv_001_elif_yilmaz.docx
@@ -2,345 +2,236 @@
 <file path=word/document.xml><?xml version="1.0" encoding="utf-8"?>
 <w:document xmlns:wpc="http://schemas.microsoft.com/office/word/2010/wordprocessingCanvas" xmlns:mo="http://schemas.microsoft.com/office/mac/office/2008/main" xmlns:mc="http://schemas.openxmlformats.org/markup-compatibility/2006" xmlns:mv="urn:schemas-microsoft-com:mac:vml" xmlns:o="urn:schemas-microsoft-com:office:office" xmlns:r="http://schemas.openxmlformats.org/officeDocument/2006/relationships" xmlns:m="http://schemas.openxmlformats.org/officeDocument/2006/math" xmlns:v="urn:schemas-microsoft-com:vml" xmlns:wp14="http://schemas.microsoft.com/office/word/2010/wordprocessingDrawing" xmlns:wp="http://schemas.openxmlformats.org/drawingml/2006/wordprocessingDrawing" xmlns:w10="urn:schemas-microsoft-com:office:word" xmlns:w="http://schemas.openxmlformats.org/wordprocessingml/2006/main" xmlns:w14="http://schemas.microsoft.com/office/word/2010/wordml" xmlns:wpg="http://schemas.microsoft.com/office/word/2010/wordprocessingGroup" xmlns:wpi="http://schemas.microsoft.com/office/word/2010/wordprocessingInk" xmlns:wne="http://schemas.microsoft.com/office/word/2006/wordml" xmlns:wps="http://schemas.microsoft.com/office/word/2010/wordprocessingShape" mc:Ignorable="w14 wp14">
   <w:body>
-    <w:tbl>
-      <w:tblPr>
-        <w:tblW w:type="auto" w:w="0"/>
+    <w:p>
+      <w:pPr>
         <w:jc w:val="center"/>
-        <w:tblLook w:firstColumn="1" w:firstRow="1" w:lastColumn="0" w:lastRow="0" w:noHBand="0" w:noVBand="1" w:val="04A0"/>
-      </w:tblPr>
-      <w:tblGrid>
-        <w:gridCol w:w="2880"/>
-        <w:gridCol w:w="6912"/>
-      </w:tblGrid>
-      <w:tr>
-        <w:tc>
-          <w:tcPr>
-            <w:tcW w:type="dxa" w:w="5328"/>
-            <w:vAlign w:val="top"/>
-            <w:shd w:fill="E9EEF5"/>
-          </w:tcPr>
-          <w:p>
-            <w:r>
-              <w:rPr>
-                <w:sz w:val="18"/>
-              </w:rPr>
-            </w:r>
-            <w:r>
-              <w:rPr>
-                <w:b/>
-                <w:sz w:val="18"/>
-              </w:rPr>
-              <w:t>Elif Yılmaz</w:t>
-              <w:br/>
-              <w:t>Veri Analisti</w:t>
-              <w:br/>
-              <w:br/>
-              <w:t>elif_yilmaz@example.com</w:t>
-              <w:br/>
-              <w:t>+90 530 859 45 41</w:t>
-              <w:br/>
-              <w:t>İzmir / Konak</w:t>
-            </w:r>
-          </w:p>
-          <w:p>
-            <w:r>
-              <w:rPr>
-                <w:b/>
-                <w:sz w:val="18"/>
-              </w:rPr>
-              <w:br/>
-              <w:t>YETENEKLER</w:t>
-            </w:r>
-          </w:p>
-          <w:p>
-            <w:pPr>
-              <w:spacing w:after="0"/>
-            </w:pPr>
-            <w:r>
-              <w:rPr>
-                <w:sz w:val="16"/>
-              </w:rPr>
-              <w:t>• Python</w:t>
-            </w:r>
-          </w:p>
-          <w:p>
-            <w:pPr>
-              <w:spacing w:after="0"/>
-            </w:pPr>
-            <w:r>
-              <w:rPr>
-                <w:sz w:val="16"/>
-              </w:rPr>
-              <w:t>• SQL</w:t>
-            </w:r>
-          </w:p>
-          <w:p>
-            <w:pPr>
-              <w:spacing w:after="0"/>
-            </w:pPr>
-            <w:r>
-              <w:rPr>
-                <w:sz w:val="16"/>
-              </w:rPr>
-              <w:t>• Power BI</w:t>
-            </w:r>
-          </w:p>
-          <w:p>
-            <w:pPr>
-              <w:spacing w:after="0"/>
-            </w:pPr>
-            <w:r>
-              <w:rPr>
-                <w:sz w:val="16"/>
-              </w:rPr>
-              <w:t>• Tableau</w:t>
-            </w:r>
-          </w:p>
-          <w:p>
-            <w:pPr>
-              <w:spacing w:after="0"/>
-            </w:pPr>
-            <w:r>
-              <w:rPr>
-                <w:sz w:val="16"/>
-              </w:rPr>
-              <w:t>• Excel</w:t>
-            </w:r>
-          </w:p>
-          <w:p>
-            <w:pPr>
-              <w:spacing w:after="0"/>
-            </w:pPr>
-            <w:r>
-              <w:rPr>
-                <w:sz w:val="16"/>
-              </w:rPr>
-              <w:t>• Pandas</w:t>
-            </w:r>
-          </w:p>
-          <w:p>
-            <w:pPr>
-              <w:spacing w:after="0"/>
-            </w:pPr>
-            <w:r>
-              <w:rPr>
-                <w:sz w:val="16"/>
-              </w:rPr>
-              <w:t>• NumPy</w:t>
-            </w:r>
-          </w:p>
-          <w:p>
-            <w:pPr>
-              <w:spacing w:after="0"/>
-            </w:pPr>
-            <w:r>
-              <w:rPr>
-                <w:sz w:val="16"/>
-              </w:rPr>
-              <w:t>• A/B Test</w:t>
-            </w:r>
-          </w:p>
-          <w:p>
-            <w:pPr>
-              <w:spacing w:after="0"/>
-            </w:pPr>
-            <w:r>
-              <w:rPr>
-                <w:sz w:val="16"/>
-              </w:rPr>
-              <w:t>• ETL</w:t>
-            </w:r>
-          </w:p>
-          <w:p>
-            <w:pPr>
-              <w:spacing w:after="0"/>
-            </w:pPr>
-            <w:r>
-              <w:rPr>
-                <w:sz w:val="16"/>
-              </w:rPr>
-              <w:t>• BigQuery</w:t>
-            </w:r>
-          </w:p>
-          <w:p>
-            <w:r>
-              <w:rPr>
-                <w:b/>
-                <w:sz w:val="18"/>
-              </w:rPr>
-              <w:br/>
-              <w:t>DİLLER</w:t>
-            </w:r>
-          </w:p>
-          <w:p>
-            <w:pPr>
-              <w:spacing w:after="0"/>
-            </w:pPr>
-            <w:r>
-              <w:rPr>
-                <w:sz w:val="16"/>
-              </w:rPr>
-              <w:t>• Türkçe — Ana dil</w:t>
-            </w:r>
-          </w:p>
-          <w:p>
-            <w:pPr>
-              <w:spacing w:after="0"/>
-            </w:pPr>
-            <w:r>
-              <w:rPr>
-                <w:sz w:val="16"/>
-              </w:rPr>
-              <w:t>• İngilizce — İleri (C1)</w:t>
-            </w:r>
-          </w:p>
-          <w:p>
-            <w:pPr>
-              <w:spacing w:after="0"/>
-            </w:pPr>
-            <w:r>
-              <w:rPr>
-                <w:sz w:val="16"/>
-              </w:rPr>
-              <w:t>• Almanca — Başlangıç (A2)</w:t>
-            </w:r>
-          </w:p>
-          <w:p>
-            <w:r>
-              <w:rPr>
-                <w:b/>
-                <w:sz w:val="18"/>
-              </w:rPr>
-              <w:br/>
-              <w:t>SERTİFİKALAR</w:t>
-            </w:r>
-          </w:p>
-          <w:p>
-            <w:pPr>
-              <w:spacing w:after="0"/>
-            </w:pPr>
-            <w:r>
-              <w:rPr>
-                <w:sz w:val="16"/>
-              </w:rPr>
-              <w:t>• Microsoft Power BI Data Analyst Associate (2024)</w:t>
-            </w:r>
-          </w:p>
-          <w:p>
-            <w:pPr>
-              <w:spacing w:after="0"/>
-            </w:pPr>
-            <w:r>
-              <w:rPr>
-                <w:sz w:val="16"/>
-              </w:rPr>
-              <w:t>• Google Data Analytics Professional Certificate (2022)</w:t>
-            </w:r>
-          </w:p>
-        </w:tc>
-        <w:tc>
-          <w:tcPr>
-            <w:tcW w:type="dxa" w:w="5328"/>
-            <w:vAlign w:val="top"/>
-          </w:tcPr>
-          <w:p>
-            <w:r>
-              <w:rPr>
-                <w:b/>
-                <w:sz w:val="22"/>
-              </w:rPr>
-              <w:t>PROFİL</w:t>
-            </w:r>
-          </w:p>
-          <w:p>
-            <w:r>
-              <w:t>3 yıllık deneyime sahip veri analisti. teknoloji / perakende alanında ölçülebilir iş sonuçları üretmeye, ekiplerle koordineli çalışmaya ve süreçleri veriye dayalı iyileştirmeye odaklanır. Python, SQL, Power BI, Tableau konularında güçlü uygulama deneyimi vardır.</w:t>
-            </w:r>
-          </w:p>
-          <w:p>
-            <w:r>
-              <w:rPr>
-                <w:b/>
-                <w:sz w:val="22"/>
-              </w:rPr>
-              <w:t>İŞ DENEYİMİ</w:t>
-            </w:r>
-          </w:p>
-          <w:p>
-            <w:r>
-              <w:rPr>
-                <w:b/>
-                <w:sz w:val="18"/>
-              </w:rPr>
-              <w:t>Veri Analisti — Hepsiburada (Oca 2024 – Halen)</w:t>
-            </w:r>
-          </w:p>
-          <w:p>
-            <w:r>
-              <w:t>Teknoloji / Perakende | İzmir</w:t>
-            </w:r>
-          </w:p>
-          <w:p>
-            <w:r>
-              <w:t>• Satış ve müşteri davranışı verilerini analiz ederek karar destek raporları hazırladım</w:t>
-            </w:r>
-          </w:p>
-          <w:p>
-            <w:r>
-              <w:t>• Power BI dashboardları ile haftalık raporlama süresini %60 azalttım</w:t>
-            </w:r>
-          </w:p>
-          <w:p>
-            <w:r>
-              <w:t>• SQL sorgularını optimize ederek rapor çalışma süresini 45 dakikadan 8 dakikaya düşürdüm</w:t>
-            </w:r>
-          </w:p>
-          <w:p>
-            <w:r>
-              <w:rPr>
-                <w:b/>
-                <w:sz w:val="18"/>
-              </w:rPr>
-              <w:t>Veri Analisti — Migros One (Mar 2022 – Ara 2023)</w:t>
-            </w:r>
-          </w:p>
-          <w:p>
-            <w:r>
-              <w:t>Teknoloji / Perakende | İzmir</w:t>
-            </w:r>
-          </w:p>
-          <w:p>
-            <w:r>
-              <w:t>• NumPy ile operasyonel işleri destekleyen çözümler geliştirdim</w:t>
-            </w:r>
-          </w:p>
-          <w:p>
-            <w:r>
-              <w:t>• Ekip hedeflerine katkı sağlayan raporlama ve süreç iyileştirme çalışmaları yaptım</w:t>
-            </w:r>
-          </w:p>
-          <w:p>
-            <w:r>
-              <w:t>• Paydaşlarla düzenli iletişim kurarak proje çıktılarının zamanında tamamlanmasını sağladım</w:t>
-            </w:r>
-          </w:p>
-          <w:p>
-            <w:r>
-              <w:rPr>
-                <w:b/>
-                <w:sz w:val="22"/>
-              </w:rPr>
-              <w:t>EĞİTİM</w:t>
-            </w:r>
-          </w:p>
-          <w:p>
-            <w:r>
-              <w:t>Lisans — İstatistik, Orta Doğu Teknik Üniversitesi (2020-2024) GPA: 3.26</w:t>
-            </w:r>
-          </w:p>
-        </w:tc>
-      </w:tr>
-    </w:tbl>
+      </w:pPr>
+      <w:r>
+        <w:rPr>
+          <w:b/>
+          <w:sz w:val="36"/>
+        </w:rPr>
+        <w:t>Elif Yılmaz</w:t>
+      </w:r>
+    </w:p>
+    <w:p>
+      <w:pPr>
+        <w:jc w:val="center"/>
+      </w:pPr>
+      <w:r>
+        <w:t>elif_yilmaz@example.com | +90 557 290 18 86 | Ankara / Çankaya</w:t>
+      </w:r>
+    </w:p>
+    <w:p>
+      <w:r>
+        <w:rPr>
+          <w:b/>
+          <w:color w:val="1E1E1E"/>
+          <w:sz w:val="22"/>
+        </w:rPr>
+        <w:t>Özet</w:t>
+      </w:r>
+    </w:p>
+    <w:p>
+      <w:r>
+        <w:t>4 yıllık deneyime sahip ML / AI Engineer. Yapay Zeka alanında ölçülebilir iş sonuçları üretmeye, ekiplerle koordineli çalışmaya ve süreçleri veriye dayalı iyileştirmeye odaklanır. MLOps, PyTorch, Docker, TensorFlow konularında güçlü uygulama deneyimi vardır.</w:t>
+      </w:r>
+    </w:p>
+    <w:p>
+      <w:r>
+        <w:rPr>
+          <w:b/>
+          <w:color w:val="1E1E1E"/>
+          <w:sz w:val="22"/>
+        </w:rPr>
+        <w:t>Deneyim</w:t>
+      </w:r>
+    </w:p>
+    <w:p>
+      <w:r>
+        <w:rPr>
+          <w:b/>
+          <w:sz w:val="20"/>
+        </w:rPr>
+        <w:t>ML / AI Engineer - Logo Yazılım</w:t>
+      </w:r>
+    </w:p>
+    <w:p>
+      <w:r>
+        <w:rPr>
+          <w:i/>
+        </w:rPr>
+        <w:t>Eyl 2021 - Günümüz | Yapay Zeka | Ankara</w:t>
+      </w:r>
+    </w:p>
+    <w:p>
+      <w:pPr>
+        <w:ind w:left="259" w:hanging="173"/>
+      </w:pPr>
+      <w:r>
+        <w:rPr>
+          <w:sz w:val="18"/>
+        </w:rPr>
+        <w:t>• MLOps kullanarak operasyonel süreçleri iyileştiren çözümler geliştirdim.</w:t>
+      </w:r>
+    </w:p>
+    <w:p>
+      <w:pPr>
+        <w:ind w:left="259" w:hanging="173"/>
+      </w:pPr>
+      <w:r>
+        <w:rPr>
+          <w:sz w:val="18"/>
+        </w:rPr>
+        <w:t>• Raporlama veya teslimat süresini %18 azalttım.</w:t>
+      </w:r>
+    </w:p>
+    <w:p>
+      <w:pPr>
+        <w:ind w:left="259" w:hanging="173"/>
+      </w:pPr>
+      <w:r>
+        <w:rPr>
+          <w:sz w:val="18"/>
+        </w:rPr>
+        <w:t>• Ürün, operasyon ve mühendislik ekipleriyle düzenli çalışarak proje çıktılarının zamanında tamamlanmasını sağladım.</w:t>
+      </w:r>
+    </w:p>
+    <w:p>
+      <w:r>
+        <w:rPr>
+          <w:b/>
+          <w:sz w:val="20"/>
+        </w:rPr>
+        <w:t>ML / AI Engineer - Segmentify</w:t>
+      </w:r>
+    </w:p>
+    <w:p>
+      <w:r>
+        <w:rPr>
+          <w:i/>
+        </w:rPr>
+        <w:t>Mar 2023 - Ara 2024 | Yapay Zeka | Ankara</w:t>
+      </w:r>
+    </w:p>
+    <w:p>
+      <w:pPr>
+        <w:ind w:left="259" w:hanging="173"/>
+      </w:pPr>
+      <w:r>
+        <w:rPr>
+          <w:sz w:val="18"/>
+        </w:rPr>
+        <w:t>• PyTorch kullanarak operasyonel süreçleri iyileştiren çözümler geliştirdim.</w:t>
+      </w:r>
+    </w:p>
+    <w:p>
+      <w:pPr>
+        <w:ind w:left="259" w:hanging="173"/>
+      </w:pPr>
+      <w:r>
+        <w:rPr>
+          <w:sz w:val="18"/>
+        </w:rPr>
+        <w:t>• Raporlama veya teslimat süresini %55 azalttım.</w:t>
+      </w:r>
+    </w:p>
+    <w:p>
+      <w:pPr>
+        <w:ind w:left="259" w:hanging="173"/>
+      </w:pPr>
+      <w:r>
+        <w:rPr>
+          <w:sz w:val="18"/>
+        </w:rPr>
+        <w:t>• Ürün, operasyon ve mühendislik ekipleriyle düzenli çalışarak proje çıktılarının zamanında tamamlanmasını sağladım.</w:t>
+      </w:r>
+    </w:p>
+    <w:p>
+      <w:r>
+        <w:rPr>
+          <w:b/>
+          <w:color w:val="1E1E1E"/>
+          <w:sz w:val="22"/>
+        </w:rPr>
+        <w:t>Yetenekler</w:t>
+      </w:r>
+    </w:p>
+    <w:p>
+      <w:r>
+        <w:rPr>
+          <w:sz w:val="18"/>
+        </w:rPr>
+        <w:t>MLOps, PyTorch, Docker, TensorFlow, NLP, Scikit-learn, MLflow, FastAPI, Python, Feature Engineering</w:t>
+      </w:r>
+    </w:p>
+    <w:p>
+      <w:r>
+        <w:rPr>
+          <w:b/>
+          <w:color w:val="1E1E1E"/>
+          <w:sz w:val="22"/>
+        </w:rPr>
+        <w:t>Eğitim</w:t>
+      </w:r>
+    </w:p>
+    <w:p>
+      <w:r>
+        <w:t>Lisans - Psikoloji, Marmara Üniversitesi (2018-2022) GPA: 2.9</w:t>
+      </w:r>
+    </w:p>
+    <w:p>
+      <w:r>
+        <w:rPr>
+          <w:b/>
+          <w:color w:val="1E1E1E"/>
+          <w:sz w:val="22"/>
+        </w:rPr>
+        <w:t>Sertifikalar</w:t>
+      </w:r>
+    </w:p>
+    <w:p>
+      <w:pPr>
+        <w:ind w:left="259" w:hanging="173"/>
+      </w:pPr>
+      <w:r>
+        <w:rPr>
+          <w:sz w:val="18"/>
+        </w:rPr>
+        <w:t>• ISO 27001 Lead Implementer</w:t>
+      </w:r>
+    </w:p>
+    <w:p>
+      <w:pPr>
+        <w:ind w:left="259" w:hanging="173"/>
+      </w:pPr>
+      <w:r>
+        <w:rPr>
+          <w:sz w:val="18"/>
+        </w:rPr>
+        <w:t>• Certified Kubernetes Administrator</w:t>
+      </w:r>
+    </w:p>
+    <w:p>
+      <w:r>
+        <w:rPr>
+          <w:b/>
+          <w:color w:val="1E1E1E"/>
+          <w:sz w:val="22"/>
+        </w:rPr>
+        <w:t>Projeler</w:t>
+      </w:r>
+    </w:p>
+    <w:p>
+      <w:r>
+        <w:t>Talent Matching Analytics: CV-job matching pipeline with extraction, normalization and scoring. (MLOps, PyTorch, Docker, TensorFlow)</w:t>
+      </w:r>
+    </w:p>
+    <w:p>
+      <w:r>
+        <w:t>Operational Dashboard: Self-service reporting and monitoring dashboard. (Docker, TensorFlow, NLP, Scikit-learn)</w:t>
+      </w:r>
+    </w:p>
     <w:sectPr>
       <w:pgSz w:w="12240" w:h="15840"/>
       <w:pgMar w:top="648" w:right="792" w:bottom="648" w:left="792" w:header="720" w:footer="720" w:gutter="0"/>
@@ -715,7 +606,7 @@
     <w:qFormat/>
     <w:rsid w:val="00FC693F"/>
     <w:rPr>
-      <w:rFonts w:ascii="Calibri" w:hAnsi="Calibri"/>
+      <w:rFonts w:ascii="DejaVu Sans" w:hAnsi="DejaVu Sans"/>
       <w:sz w:val="18"/>
     </w:rPr>
   </w:style>
